--- a/ndb-pain-regional-variation-japan/output/jech/JECH_manuscript_JA.docx
+++ b/ndb-pain-regional-variation-japan/output/jech/JECH_manuscript_JA.docx
@@ -182,6 +182,41 @@
       </w:pPr>
       <w:r>
         <w:t>国内の処方異質性は、臨床上の意思決定における国レベルの文化的ステレオタイプの妥当性を問う。</w:t>
+      </w:r>
+    </w:p>
+    <w:p>
+      <w:pPr>
+        <w:pStyle w:val="Heading2"/>
+      </w:pPr>
+      <w:r>
+        <w:rPr>
+          <w:color w:val="000000"/>
+        </w:rPr>
+        <w:t>本研究が研究・実践・政策にどのような影響を与えうるか</w:t>
+      </w:r>
+    </w:p>
+    <w:p>
+      <w:pPr>
+        <w:pStyle w:val="ListBullet"/>
+      </w:pPr>
+      <w:r>
+        <w:t>臨床医は鎮痛薬の意思決定を痛み耐性に関する文化的仮定ではなく個別評価に基づくべきである――国内約2倍の変動は、国レベルのステレオタイプが処方必要性を予測しないことを示す。</w:t>
+      </w:r>
+    </w:p>
+    <w:p>
+      <w:pPr>
+        <w:pStyle w:val="ListBullet"/>
+      </w:pPr>
+      <w:r>
+        <w:t>神経障害性疼痛薬処方を慢性疼痛の代理指標とする生態学的研究では、交絡疾患（特に糖尿病）の調整が不可欠である。調整なしでは疾患有病率の地域差が疼痛行動の差異と誤解される可能性がある。</w:t>
+      </w:r>
+    </w:p>
+    <w:p>
+      <w:pPr>
+        <w:pStyle w:val="ListBullet"/>
+      </w:pPr>
+      <w:r>
+        <w:t>本研究で実証したデータベース内交絡調整フレームワークは、全国レセプトデータベースを有する他国でも再現可能であり、今後の集団レベルの疼痛研究に資する。</w:t>
       </w:r>
     </w:p>
     <w:p>
